--- a/6. ScienceAndResearchProjects/2. ResearchProjects/2. ScientificPublicationsAndGrants/2. OurWorks/2. AIInClassroomTeaching/0. Notes.docx
+++ b/6. ScienceAndResearchProjects/2. ResearchProjects/2. ScientificPublicationsAndGrants/2. OurWorks/2. AIInClassroomTeaching/0. Notes.docx
@@ -397,6 +397,15 @@
         </w:rPr>
         <w:t xml:space="preserve">Transferred to Review of Education (from British Journal of Educational Technology)</w:t>
       </w:r>
+    </w:p>
+    <w:p>
+      <w:pPr>
+        <w:ind w:left="720" w:firstLine="0"/>
+        <w:rPr>
+          <w:color w:val="222222"/>
+          <w:highlight w:val="white"/>
+        </w:rPr>
+      </w:pPr>
       <w:r>
         <w:rPr>
           <w:rtl w:val="0"/>
@@ -1300,6 +1309,16 @@
           <w:t xml:space="preserve">https://scholar.google.com/citations?view_op=top_venues&amp;hl=en&amp;vq=soc_earlychildhoodeducation</w:t>
         </w:r>
       </w:hyperlink>
+      <w:r>
+        <w:rPr>
+          <w:rtl w:val="0"/>
+        </w:rPr>
+      </w:r>
+    </w:p>
+    <w:p>
+      <w:pPr>
+        <w:rPr/>
+      </w:pPr>
       <w:r>
         <w:rPr>
           <w:rtl w:val="0"/>
